--- a/output/2508_sup_deathregresion.docx
+++ b/output/2508_sup_deathregresion.docx
@@ -5,8 +5,8 @@
     <w:tbl>
       <w:tblPr>
         <w:tblStyle w:val="Table"/>
+        <w:tblpPr w:leftFromText="180" w:rightFromText="180" w:horzAnchor="page" w:tblpX="2352" w:tblpY="1234"/>
         <w:tblW w:w="0" w:type="auto"/>
-        <w:jc w:val="center"/>
         <w:tblCellMar>
           <w:left w:w="60" w:type="dxa"/>
           <w:right w:w="60" w:type="dxa"/>
@@ -23,7 +23,6 @@
         <w:trPr>
           <w:cantSplit/>
           <w:tblHeader/>
-          <w:jc w:val="center"/>
         </w:trPr>
         <w:tc>
           <w:tcPr>
@@ -126,7 +125,6 @@
       <w:tr>
         <w:trPr>
           <w:cantSplit/>
-          <w:jc w:val="center"/>
         </w:trPr>
         <w:tc>
           <w:tcPr>
@@ -231,7 +229,6 @@
       <w:tr>
         <w:trPr>
           <w:cantSplit/>
-          <w:jc w:val="center"/>
         </w:trPr>
         <w:tc>
           <w:tcPr>
@@ -315,7 +312,6 @@
       <w:tr>
         <w:trPr>
           <w:cantSplit/>
-          <w:jc w:val="center"/>
         </w:trPr>
         <w:tc>
           <w:tcPr>
@@ -413,7 +409,6 @@
       <w:tr>
         <w:trPr>
           <w:cantSplit/>
-          <w:jc w:val="center"/>
         </w:trPr>
         <w:tc>
           <w:tcPr>
@@ -518,7 +513,6 @@
       <w:tr>
         <w:trPr>
           <w:cantSplit/>
-          <w:jc w:val="center"/>
         </w:trPr>
         <w:tc>
           <w:tcPr>
@@ -602,7 +596,6 @@
       <w:tr>
         <w:trPr>
           <w:cantSplit/>
-          <w:jc w:val="center"/>
         </w:trPr>
         <w:tc>
           <w:tcPr>
@@ -700,7 +693,6 @@
       <w:tr>
         <w:trPr>
           <w:cantSplit/>
-          <w:jc w:val="center"/>
         </w:trPr>
         <w:tc>
           <w:tcPr>
@@ -805,7 +797,6 @@
       <w:tr>
         <w:trPr>
           <w:cantSplit/>
-          <w:jc w:val="center"/>
         </w:trPr>
         <w:tc>
           <w:tcPr>
@@ -917,7 +908,6 @@
       <w:tr>
         <w:trPr>
           <w:cantSplit/>
-          <w:jc w:val="center"/>
         </w:trPr>
         <w:tc>
           <w:tcPr>
@@ -940,6 +930,17 @@
         </w:tc>
       </w:tr>
     </w:tbl>
+    <w:p>
+      <w:pPr>
+        <w:pStyle w:val="FirstParagraph"/>
+      </w:pPr>
+      <w:r>
+        <w:t xml:space="preserve">Sup1. Multivariable regression models for prediction of </w:t>
+      </w:r>
+      <w:r>
+        <w:t>Mortality</w:t>
+      </w:r>
+    </w:p>
     <w:p>
       <w:pPr>
         <w:pStyle w:val="FirstParagraph"/>
